--- a/public/templates/report-template.docx
+++ b/public/templates/report-template.docx
@@ -288,12 +288,25 @@
         <w:bidi/>
         <w:jc w:val="start"/>
       </w:pPr>
-      <w:r>
-        <w:rPr>
-          <w:rtl/>
-        </w:rPr>
-        <w:t xml:space="preserve">عنوان التقرير</w:t>
-      </w:r>
+      <w:sdt>
+        <w:sdtPr>
+          <w:rPr>
+            <w:rtl/>
+          </w:rPr>
+          <w:alias w:val="عنوان التقرير"/>
+          <w:id w:val="7301"/>
+          <w:dataBinding w:prefixMappings="xmlns:ns0='http://purl.org/dc/elements/1.1/' xmlns:ns1='http://schemas.openxmlformats.org/package/2006/metadata/core-properties' " w:xpath="/ns1:coreProperties[1]/ns0:title[1]" w:storeItemID="{6C3C8BC8-F283-45AE-878A-BAB7291924A1}"/>
+          <w:text/>
+        </w:sdtPr>
+        <w:sdtContent>
+          <w:r>
+            <w:rPr>
+              <w:rtl/>
+            </w:rPr>
+            <w:t>عنوان التقرير</w:t>
+          </w:r>
+        </w:sdtContent>
+      </w:sdt>
     </w:p>
     <w:p>
       <w:pPr>
@@ -2519,11 +2532,35 @@
             <w:spacing w:after="0"/>
             <w:jc w:val="start"/>
           </w:pPr>
-          <w:fldSimple w:instr="STYLEREF &quot;Title&quot;">
-            <w:r>
-              <w:t xml:space="preserve">عنوان التقرير</w:t>
-            </w:r>
-          </w:fldSimple>
+          <w:sdt>
+            <w:sdtPr>
+              <w:rPr>
+                <w:b/>
+                <w:bCs/>
+                <w:color w:val="1C3328"/>
+                <w:sz w:val="18"/>
+                <w:szCs w:val="18"/>
+                <w:rtl/>
+              </w:rPr>
+              <w:alias w:val="عنوان التقرير"/>
+              <w:id w:val="7302"/>
+              <w:dataBinding w:prefixMappings="xmlns:ns0='http://purl.org/dc/elements/1.1/' xmlns:ns1='http://schemas.openxmlformats.org/package/2006/metadata/core-properties' " w:xpath="/ns1:coreProperties[1]/ns0:title[1]" w:storeItemID="{6C3C8BC8-F283-45AE-878A-BAB7291924A1}"/>
+              <w:text/>
+            </w:sdtPr>
+            <w:sdtContent>
+              <w:r>
+                <w:rPr>
+                  <w:b/>
+                  <w:bCs/>
+                  <w:color w:val="1C3328"/>
+                  <w:sz w:val="18"/>
+                  <w:szCs w:val="18"/>
+                  <w:rtl/>
+                </w:rPr>
+                <w:t>عنوان التقرير</w:t>
+              </w:r>
+            </w:sdtContent>
+          </w:sdt>
         </w:p>
       </w:tc>
       <w:tc>
@@ -2635,11 +2672,35 @@
             <w:spacing w:after="0"/>
             <w:jc w:val="start"/>
           </w:pPr>
-          <w:fldSimple w:instr="STYLEREF &quot;Title&quot;">
-            <w:r>
-              <w:t xml:space="preserve">عنوان التقرير</w:t>
-            </w:r>
-          </w:fldSimple>
+          <w:sdt>
+            <w:sdtPr>
+              <w:rPr>
+                <w:b/>
+                <w:bCs/>
+                <w:color w:val="1C3328"/>
+                <w:sz w:val="18"/>
+                <w:szCs w:val="18"/>
+                <w:rtl/>
+              </w:rPr>
+              <w:alias w:val="عنوان التقرير"/>
+              <w:id w:val="7303"/>
+              <w:dataBinding w:prefixMappings="xmlns:ns0='http://purl.org/dc/elements/1.1/' xmlns:ns1='http://schemas.openxmlformats.org/package/2006/metadata/core-properties' " w:xpath="/ns1:coreProperties[1]/ns0:title[1]" w:storeItemID="{6C3C8BC8-F283-45AE-878A-BAB7291924A1}"/>
+              <w:text/>
+            </w:sdtPr>
+            <w:sdtContent>
+              <w:r>
+                <w:rPr>
+                  <w:b/>
+                  <w:bCs/>
+                  <w:color w:val="1C3328"/>
+                  <w:sz w:val="18"/>
+                  <w:szCs w:val="18"/>
+                  <w:rtl/>
+                </w:rPr>
+                <w:t>عنوان التقرير</w:t>
+              </w:r>
+            </w:sdtContent>
+          </w:sdt>
         </w:p>
       </w:tc>
       <w:tc>
